--- a/docs/课程交付物/软件架构文档.docx
+++ b/docs/课程交付物/软件架构文档.docx
@@ -2099,7 +2099,7 @@
           <w:i w:val="0"/>
           <w:color w:val="000000"/>
         </w:rPr>
-        <w:t>性能:双通道倒排 + 融合编排,检索 p50 1.1-1.9ms;可用性:Provider 熔断降级 + 本地兜底;安全:限流/写鉴权/全量转义;可修改性:双端 Provider 插件化(ADR-4/7);可测试性:评测/基准/验收/单测四层脚本化;可扩展性:应用无状态,三级水平扩展。</w:t>
+        <w:t>性能:双通道倒排 + 融合编排,检索 p50 1.1-1.9ms;可用性:Provider 熔断降级 + 本地兜底;安全:限流/写鉴权/全量转义/会话属主校验(F10);可修改性:双端 Provider 插件化(ADR-4/7);可测试性:评测/基准/验收/单测(14 项)四层脚本化;可扩展性:应用无状态,三级水平扩展。</w:t>
       </w:r>
     </w:p>
     <w:p>
